--- a/docs/procedimento-teste-funcional-bancada.docx
+++ b/docs/procedimento-teste-funcional-bancada.docx
@@ -1494,6 +1494,68 @@
     </w:p>
     <w:p>
       <w:pPr>
+        <w:spacing w:after="60" w:before="120"/>
+        <w:jc w:val="center"/>
+      </w:pPr>
+      <w:r>
+        <w:drawing>
+          <wp:inline distT="0" distB="0" distL="0" distR="0">
+            <wp:extent cx="5905500" cy="2952750"/>
+            <wp:effectExtent t="0" r="0" b="0" l="0"/>
+            <wp:docPr id="1" name="" descr="" title=""/>
+            <wp:cNvGraphicFramePr>
+              <a:graphicFrameLocks xmlns:a="http://schemas.openxmlformats.org/drawingml/2006/main" noChangeAspect="1"/>
+            </wp:cNvGraphicFramePr>
+            <a:graphic xmlns:a="http://schemas.openxmlformats.org/drawingml/2006/main">
+              <a:graphicData uri="http://schemas.openxmlformats.org/drawingml/2006/picture">
+                <pic:pic xmlns:pic="http://schemas.openxmlformats.org/drawingml/2006/picture">
+                  <pic:nvPicPr>
+                    <pic:cNvPr id="0" name="" descr=""/>
+                    <pic:cNvPicPr>
+                      <a:picLocks noChangeAspect="1" noChangeArrowheads="1"/>
+                    </pic:cNvPicPr>
+                  </pic:nvPicPr>
+                  <pic:blipFill>
+                    <a:blip r:embed="rId9" cstate="none"/>
+                    <a:srcRect/>
+                    <a:stretch>
+                      <a:fillRect/>
+                    </a:stretch>
+                  </pic:blipFill>
+                  <pic:spPr bwMode="auto">
+                    <a:xfrm>
+                      <a:off x="0" y="0"/>
+                      <a:ext cx="5905500" cy="2952750"/>
+                    </a:xfrm>
+                    <a:prstGeom prst="rect">
+                      <a:avLst/>
+                    </a:prstGeom>
+                  </pic:spPr>
+                </pic:pic>
+              </a:graphicData>
+            </a:graphic>
+          </wp:inline>
+        </w:drawing>
+      </w:r>
+    </w:p>
+    <w:p>
+      <w:pPr>
+        <w:spacing w:after="160"/>
+        <w:jc w:val="center"/>
+      </w:pPr>
+      <w:r>
+        <w:rPr>
+          <w:rFonts w:ascii="Arial" w:cs="Arial" w:eastAsia="Arial" w:hAnsi="Arial"/>
+          <w:i/>
+          <w:iCs/>
+          <w:sz w:val="18"/>
+          <w:szCs w:val="18"/>
+        </w:rPr>
+        <w:t xml:space="preserve">Figura 1 — Diagrama em blocos do setup de teste: os dois transportes (USB/Modbus RTU e Bluetooth BLE) entre o conjunto ESP32+MPU6050 e o notebook.</w:t>
+      </w:r>
+    </w:p>
+    <w:p>
+      <w:pPr>
         <w:keepNext/>
         <w:spacing w:after="120" w:before="200"/>
         <w:ind w:left="0"/>
@@ -1520,7 +1582,7 @@
           <w:sz w:val="21"/>
           <w:szCs w:val="21"/>
         </w:rPr>
-        <w:t xml:space="preserve">Cobre apenas a instalação do software desktop (Python/PyQt5), pela via mais direta para uso em bancada/campo. As demais opções de instalação (executável autônomo, instalador) e a instalação do aplicativo Android estão fora do escopo deste procedimento — ver "Procedimento de Instalação dos Softwares de Supervisão" para o detalhamento completo.</w:t>
+        <w:t xml:space="preserve">Este procedimento pressupõe o software já instalado no notebook conforme o "Procedimento de Instalação do Software Desktop (Python)" — instalação sempre em Windows (10 ou 11) e sem conexão à internet, a partir da mídia (DVD/CD) do repositório físico da fábrica. Os passos abaixo resumem apenas a verificação de que essa instalação está íntegra; o detalhamento completo (opções de instalação, mídia offline, resolução de problemas) está naquele documento.</w:t>
       </w:r>
     </w:p>
     <w:p>
@@ -1545,7 +1607,7 @@
           <w:sz w:val="21"/>
           <w:szCs w:val="21"/>
         </w:rPr>
-        <w:t xml:space="preserve">Copiar a pasta python-app inteira (do repositório do projeto) para o notebook de destino.</w:t>
+        <w:t xml:space="preserve">Confirmar, com o encarregado da instalação, que o notebook já tem o software desktop instalado a partir da mídia (DVD/CD) fornecida pelo repositório físico da fábrica.</w:t>
       </w:r>
     </w:p>
     <w:p>
@@ -1570,7 +1632,7 @@
           <w:sz w:val="21"/>
           <w:szCs w:val="21"/>
         </w:rPr>
-        <w:t xml:space="preserve">Dar duplo clique em windows\install.bat. Cria um ambiente virtual em python-app\.venv e instala automaticamente as dependências (PyQt5, pymodbus, pyserial, bleak, reportlab, matplotlib). Exige conexão à internet nesta etapa.</w:t>
+        <w:t xml:space="preserve">Dar duplo clique em windows\run.bat (ou no atalho gerado pelo instalador) para abrir o software.</w:t>
       </w:r>
     </w:p>
     <w:p>
@@ -1588,31 +1650,6 @@
           <w:szCs w:val="21"/>
         </w:rPr>
         <w:t xml:space="preserve">3. </w:t>
-      </w:r>
-      <w:r>
-        <w:rPr>
-          <w:rFonts w:ascii="Arial" w:cs="Arial" w:eastAsia="Arial" w:hAnsi="Arial"/>
-          <w:sz w:val="21"/>
-          <w:szCs w:val="21"/>
-        </w:rPr>
-        <w:t xml:space="preserve">Dar duplo clique em windows\run.bat para abrir o software. Nas próximas vezes, este é o único passo necessário.</w:t>
-      </w:r>
-    </w:p>
-    <w:p>
-      <w:pPr>
-        <w:spacing w:after="100" w:line="264" w:lineRule="auto"/>
-        <w:ind w:left="500" w:hanging="300"/>
-        <w:jc w:val="both"/>
-      </w:pPr>
-      <w:r>
-        <w:rPr>
-          <w:rFonts w:ascii="Arial" w:cs="Arial" w:eastAsia="Arial" w:hAnsi="Arial"/>
-          <w:b/>
-          <w:bCs/>
-          <w:sz w:val="21"/>
-          <w:szCs w:val="21"/>
-        </w:rPr>
-        <w:t xml:space="preserve">4. </w:t>
       </w:r>
       <w:r>
         <w:rPr>

--- a/docs/procedimento-teste-funcional-bancada.docx
+++ b/docs/procedimento-teste-funcional-bancada.docx
@@ -1551,7 +1551,7 @@
           <w:sz w:val="18"/>
           <w:szCs w:val="18"/>
         </w:rPr>
-        <w:t xml:space="preserve">Figura 1 — Diagrama em blocos do setup de teste: os dois transportes (USB/Modbus RTU e Bluetooth BLE) entre o conjunto ESP32+MPU6050 e o notebook.</w:t>
+        <w:t xml:space="preserve">Figura 1 — Diagrama em blocos do setup de teste: os dois transportes (USB/Modbus RTU e Bluetooth BLE) entre o conjunto ESP32+MPU6050 e o notebook. Fonte editável (SVG): docs/diagramas/diagrama-setup-teste.svg.</w:t>
       </w:r>
     </w:p>
     <w:p>
